--- a/word/Q2.7_negative_impacts.docx
+++ b/word/Q2.7_negative_impacts.docx
@@ -421,7 +421,7 @@
               <w:rPr>
                 <w:sz w:val="16"/>
               </w:rPr>
-              <w:t>1974.5</w:t>
+              <w:t>1974.0</w:t>
             </w:r>
           </w:p>
         </w:tc>
@@ -447,7 +447,7 @@
               <w:rPr>
                 <w:sz w:val="16"/>
               </w:rPr>
-              <w:t>3456.0</w:t>
+              <w:t>3455.0</w:t>
             </w:r>
           </w:p>
         </w:tc>
@@ -486,7 +486,7 @@
               <w:rPr>
                 <w:sz w:val="16"/>
               </w:rPr>
-              <w:t>18883.0</w:t>
+              <w:t>18882.0</w:t>
             </w:r>
           </w:p>
         </w:tc>
@@ -512,7 +512,7 @@
               <w:rPr>
                 <w:sz w:val="16"/>
               </w:rPr>
-              <w:t>3.948</w:t>
+              <w:t>3.949</w:t>
             </w:r>
           </w:p>
         </w:tc>
@@ -933,7 +933,7 @@
         <w:t>Primary mining carries the heavy local burden.</w:t>
       </w:r>
       <w:r>
-        <w:t xml:space="preserve"> It is land-, water-, biodiversity- and tailings-intensive: the primary-extraction scenario's land pressure (5959) and waste/tailings pressure (28908) far exceed the circular scenario's (4024 / 18883). These are the impacts Minviro Appendix A treats as site-specific — land take, habitat loss, water draw-down, tailings, dust, noise and closure liabilities.</w:t>
+        <w:t xml:space="preserve"> It is land-, water-, biodiversity- and tailings-intensive: the primary-extraction scenario's land pressure (5959) and waste/tailings pressure (28908) far exceed the circular scenario's (4024 / 18882). These are the impacts Minviro Appendix A treats as site-specific — land take, habitat loss, water draw-down, tailings, dust, noise and closure liabilities.</w:t>
       </w:r>
     </w:p>
     <w:p>
@@ -972,10 +972,28 @@
         <w:rPr>
           <w:b/>
         </w:rPr>
-        <w:t>Carbon rises with activity but is efficient.</w:t>
+        <w:t>Carbon and air impacts are modest in national terms.</w:t>
       </w:r>
       <w:r>
-        <w:t xml:space="preserve"> Cumulative discounted CO2 grows from 1592 kt (baseline) as recycling/processing expands, but CO2-per-£GVA stays low — and recycling displaces higher-carbon primary + import routes. Q2.7 should be read with Q2.6: the impacts buy real GVA, jobs and avoided imports.</w:t>
+        <w:t xml:space="preserve"> Minviro's CLCA found the most active mining scenario adds only </w:t>
+      </w:r>
+      <w:r>
+        <w:rPr>
+          <w:b/>
+        </w:rPr>
+        <w:t>~0.36% of NI annual CO2</w:t>
+      </w:r>
+      <w:r>
+        <w:t xml:space="preserve"> and </w:t>
+      </w:r>
+      <w:r>
+        <w:rPr>
+          <w:b/>
+        </w:rPr>
+        <w:t>~0.24% of PM</w:t>
+      </w:r>
+      <w:r>
+        <w:t xml:space="preserve"> per year when mines are active. In the model, cumulative discounted CO2 grows from 1592 kt (baseline) as recycling/processing expands, but CO2-per-£GVA stays low and recycling displaces higher-carbon primary + import routes — so the binding negative impacts are the *local* land/water/biodiversity burden, not national carbon. Mining carbon can be cut further with hydrogen haul trucks and electrified crushers/mills on renewable power (Minviro). Read with Q2.6: the impacts buy real GVA, jobs and avoided imports.</w:t>
       </w:r>
     </w:p>
     <w:p>
@@ -1056,6 +1074,22 @@
       </w:pPr>
       <w:r>
         <w:t>Minviro Appendix A: impact groups (land transformation, water availability/quality, air quality &amp; noise, GHG, biodiversity, mine closure, tailings/waste rock); site-specific receptors; avoid &gt; mitigate &gt; closure hierarchy</w:t>
+      </w:r>
+    </w:p>
+    <w:p>
+      <w:pPr>
+        <w:pStyle w:val="ListBullet"/>
+      </w:pPr>
+      <w:r>
+        <w:t>Minviro Final Report CLCA: most active mining scenario adds ~0.36% of NI annual CO2 / ~0.24% of PM when active; decarbonisation via hydrogen haul trucks + electrified processing on renewables</w:t>
+      </w:r>
+    </w:p>
+    <w:p>
+      <w:pPr>
+        <w:pStyle w:val="ListBullet"/>
+      </w:pPr>
+      <w:r>
+        <w:t>UK Industrial Strategy 2025: circular practices (re-use/recycling) 'reduce the environmental impact of resource extraction'</w:t>
       </w:r>
     </w:p>
     <w:p>

--- a/word/Q2.7_negative_impacts.docx
+++ b/word/Q2.7_negative_impacts.docx
@@ -7,7 +7,7 @@
         <w:pStyle w:val="Heading1"/>
       </w:pPr>
       <w:r>
-        <w:t>Q2.7 — Negative impacts and how to minimise them</w:t>
+        <w:t>Q2.7 — Potential economic negative impacts of mineral development</w:t>
       </w:r>
     </w:p>
     <w:p>
@@ -15,73 +15,48 @@
         <w:rPr>
           <w:b/>
         </w:rPr>
-        <w:t>Method (grounded in Minviro Appendix A):</w:t>
+        <w:t>Question (as posed):</w:t>
       </w:r>
       <w:r>
-        <w:t xml:space="preserve"> the model's validated CO2 (ktCO2e) and PM (t) satellites are reported with relative pressure indices for the other Appendix-A impact groups — </w:t>
+        <w:t xml:space="preserve"> *What are the potential economic negative impacts of mineral development?* This answer focuses </w:t>
       </w:r>
       <w:r>
         <w:rPr>
           <w:b/>
         </w:rPr>
-        <w:t>water</w:t>
+        <w:t>only on the economic downsides</w:t>
       </w:r>
       <w:r>
-        <w:t xml:space="preserve"> (availability &amp; quality), </w:t>
+        <w:t xml:space="preserve"> of (primarily) primary extraction — the environmental impacts (carbon, air, land, water, biodiversity, tailings) are a separate question and remain tracked by the model's I-O CO₂/PM satellites; they are </w:t>
       </w:r>
       <w:r>
         <w:rPr>
           <w:b/>
         </w:rPr>
-        <w:t>land transformation</w:t>
+        <w:t>out of scope here</w:t>
       </w:r>
       <w:r>
-        <w:t xml:space="preserve"> (take, habitat loss, landscape), </w:t>
+        <w:t>.</w:t>
+      </w:r>
+    </w:p>
+    <w:p>
+      <w:r>
+        <w:rPr>
+          <w:b/>
+        </w:rPr>
+        <w:t>Method (grounded in the Minviro report):</w:t>
+      </w:r>
+      <w:r>
+        <w:t xml:space="preserve"> five economic negatives are quantified from the coupled model across policy scenarios, discounted at STPR 3.5% over 30 years. Magnitudes are PROXY (data_register); the credible content is the </w:t>
       </w:r>
       <w:r>
         <w:rPr>
           <w:b/>
         </w:rPr>
-        <w:t>biodiversity</w:t>
+        <w:t>relative contrast</w:t>
       </w:r>
       <w:r>
-        <w:t xml:space="preserve">, and </w:t>
-      </w:r>
-      <w:r>
-        <w:rPr>
-          <w:b/>
-        </w:rPr>
-        <w:t>mine waste/tailings</w:t>
-      </w:r>
-      <w:r>
-        <w:t xml:space="preserve"> — plus </w:t>
-      </w:r>
-      <w:r>
-        <w:rPr>
-          <w:b/>
-        </w:rPr>
-        <w:t>eco-efficiency</w:t>
-      </w:r>
-      <w:r>
-        <w:t xml:space="preserve"> (impact per £m GVA). Per Appendix A the ultimate receptors are *people and biodiversity*, and impacts are </w:t>
-      </w:r>
-      <w:r>
-        <w:rPr>
-          <w:b/>
-        </w:rPr>
-        <w:t>site-specific</w:t>
-      </w:r>
-      <w:r>
-        <w:t xml:space="preserve"> (receptors, design, operation and </w:t>
-      </w:r>
-      <w:r>
-        <w:rPr>
-          <w:b/>
-        </w:rPr>
-        <w:t>closure</w:t>
-      </w:r>
-      <w:r>
-        <w:t>). Pressure indices are dimensionless PROXIES; the credible content is the relative contrast and per-£GVA efficiency.</w:t>
+        <w:t xml:space="preserve"> — primary extraction carries high economic-negative risk, circular activity carries little, and responsible *managed* development mitigates it.</w:t>
       </w:r>
     </w:p>
     <w:p>
@@ -89,7 +64,130 @@
         <w:pStyle w:val="Heading2"/>
       </w:pPr>
       <w:r>
-        <w:t>Impact profile by scenario</w:t>
+        <w:t>The five economic negative impacts</w:t>
+      </w:r>
+    </w:p>
+    <w:p>
+      <w:pPr>
+        <w:pStyle w:val="ListNumber"/>
+      </w:pPr>
+      <w:r>
+        <w:rPr>
+          <w:b/>
+        </w:rPr>
+        <w:t>Benefit leakage (the enclave-economy risk).</w:t>
+      </w:r>
+      <w:r>
+        <w:t xml:space="preserve"> GVA and jobs leak *out* of NI when specialist labour and equipment are imported rather than sourced locally — Minviro's central caveat (it warns benefits can be *"economically detached from the regions"* and cites the closed Irish mines </w:t>
+      </w:r>
+      <w:r>
+        <w:rPr>
+          <w:b/>
+        </w:rPr>
+        <w:t>Galmoy and Lisheen</w:t>
+      </w:r>
+      <w:r>
+        <w:t>, where specialist construction firms limited local employment). In the model, leakage = (1 − local retention) × minerals GVA, and retention rises with local-supplier development + a skills pipeline.</w:t>
+      </w:r>
+    </w:p>
+    <w:p>
+      <w:pPr>
+        <w:pStyle w:val="ListNumber"/>
+      </w:pPr>
+      <w:r>
+        <w:rPr>
+          <w:b/>
+        </w:rPr>
+        <w:t>Closure cliff + remediation liability.</w:t>
+      </w:r>
+      <w:r>
+        <w:t xml:space="preserve"> A mine's direct GVA and jobs </w:t>
+      </w:r>
+      <w:r>
+        <w:rPr>
+          <w:b/>
+        </w:rPr>
+        <w:t>end at closure</w:t>
+      </w:r>
+      <w:r>
+        <w:t xml:space="preserve"> (life-of-mine ≈ 18 yrs), a local boom-bust cliff within the horizon; and </w:t>
+      </w:r>
+      <w:r>
+        <w:rPr>
+          <w:b/>
+        </w:rPr>
+        <w:t>closure/remediation is a public liability if it is not bonded</w:t>
+      </w:r>
+      <w:r>
+        <w:t xml:space="preserve"> (Minviro's mine-closure cost analysis). A responsible stance bonds closure, moving the liability off the public purse.</w:t>
+      </w:r>
+    </w:p>
+    <w:p>
+      <w:pPr>
+        <w:pStyle w:val="ListNumber"/>
+      </w:pPr>
+      <w:r>
+        <w:rPr>
+          <w:b/>
+        </w:rPr>
+        <w:t>Agriculture &amp; tourism displacement.</w:t>
+      </w:r>
+      <w:r>
+        <w:t xml:space="preserve"> A mine's land take and amenity loss displace host-area farming and tourism output (Minviro devotes sections to both) — acute for a rural/AONB setting like the Sperrins. Progressive rehabilitation shortens the displaced period.</w:t>
+      </w:r>
+    </w:p>
+    <w:p>
+      <w:pPr>
+        <w:pStyle w:val="ListNumber"/>
+      </w:pPr>
+      <w:r>
+        <w:rPr>
+          <w:b/>
+        </w:rPr>
+        <w:t>Boom-bust / price-volatility exposure.</w:t>
+      </w:r>
+      <w:r>
+        <w:t xml:space="preserve"> Commodity prices are volatile, so a large share of mining revenue/GVA is *at risk* year to year (Minviro notes price volatility and volatile inflows). This is reported as annual revenue-at-risk on the mining GVA.</w:t>
+      </w:r>
+    </w:p>
+    <w:p>
+      <w:pPr>
+        <w:pStyle w:val="ListNumber"/>
+      </w:pPr>
+      <w:r>
+        <w:rPr>
+          <w:b/>
+        </w:rPr>
+        <w:t>Stranded / sunk capital on contested, long-lead projects.</w:t>
+      </w:r>
+      <w:r>
+        <w:t xml:space="preserve"> A contested project (Dalradian's Curraghinalt — ~£250m proposed, a ~21-year planning inquiry) risks capital that is </w:t>
+      </w:r>
+      <w:r>
+        <w:rPr>
+          <w:b/>
+        </w:rPr>
+        <w:t>sunk without ever operating</w:t>
+      </w:r>
+      <w:r>
+        <w:t xml:space="preserve">, or </w:t>
+      </w:r>
+      <w:r>
+        <w:rPr>
+          <w:b/>
+        </w:rPr>
+        <w:t>stranded mid-life</w:t>
+      </w:r>
+      <w:r>
+        <w:t xml:space="preserve"> by recycling/substitution or a price collapse. A circular (recovery-capacity) hedge lowers reliance on the single mine and the exposure.</w:t>
+      </w:r>
+    </w:p>
+    <w:p>
+      <w:pPr>
+        <w:pStyle w:val="Heading2"/>
+      </w:pPr>
+      <w:r>
+        <w:t>Economic-negative profile by scenario (£m, discounted)</w:t>
       </w:r>
     </w:p>
     <w:tbl>
@@ -100,21 +198,20 @@
         <w:tblLook w:firstColumn="1" w:firstRow="1" w:lastColumn="0" w:lastRow="0" w:noHBand="0" w:noVBand="1" w:val="04A0"/>
       </w:tblPr>
       <w:tblGrid>
-        <w:gridCol w:w="864"/>
-        <w:gridCol w:w="864"/>
-        <w:gridCol w:w="864"/>
-        <w:gridCol w:w="864"/>
-        <w:gridCol w:w="864"/>
-        <w:gridCol w:w="864"/>
-        <w:gridCol w:w="864"/>
-        <w:gridCol w:w="864"/>
-        <w:gridCol w:w="864"/>
-        <w:gridCol w:w="864"/>
+        <w:gridCol w:w="960"/>
+        <w:gridCol w:w="960"/>
+        <w:gridCol w:w="960"/>
+        <w:gridCol w:w="960"/>
+        <w:gridCol w:w="960"/>
+        <w:gridCol w:w="960"/>
+        <w:gridCol w:w="960"/>
+        <w:gridCol w:w="960"/>
+        <w:gridCol w:w="960"/>
       </w:tblGrid>
       <w:tr>
         <w:tc>
           <w:tcPr>
-            <w:tcW w:type="dxa" w:w="864"/>
+            <w:tcW w:type="dxa" w:w="960"/>
           </w:tcPr>
           <w:p>
             <w:r>
@@ -128,7 +225,7 @@
         </w:tc>
         <w:tc>
           <w:tcPr>
-            <w:tcW w:type="dxa" w:w="864"/>
+            <w:tcW w:type="dxa" w:w="960"/>
           </w:tcPr>
           <w:p>
             <w:r>
@@ -142,7 +239,7 @@
         </w:tc>
         <w:tc>
           <w:tcPr>
-            <w:tcW w:type="dxa" w:w="864"/>
+            <w:tcW w:type="dxa" w:w="960"/>
           </w:tcPr>
           <w:p>
             <w:r>
@@ -150,13 +247,13 @@
                 <w:b/>
                 <w:sz w:val="16"/>
               </w:rPr>
-              <w:t>cum_disc_co2_kt</w:t>
+              <w:t>benefit_leakage_gbp_m</w:t>
             </w:r>
           </w:p>
         </w:tc>
         <w:tc>
           <w:tcPr>
-            <w:tcW w:type="dxa" w:w="864"/>
+            <w:tcW w:type="dxa" w:w="960"/>
           </w:tcPr>
           <w:p>
             <w:r>
@@ -164,13 +261,13 @@
                 <w:b/>
                 <w:sz w:val="16"/>
               </w:rPr>
-              <w:t>cum_disc_pm_t</w:t>
+              <w:t>closure_liability_gbp_m</w:t>
             </w:r>
           </w:p>
         </w:tc>
         <w:tc>
           <w:tcPr>
-            <w:tcW w:type="dxa" w:w="864"/>
+            <w:tcW w:type="dxa" w:w="960"/>
           </w:tcPr>
           <w:p>
             <w:r>
@@ -178,13 +275,13 @@
                 <w:b/>
                 <w:sz w:val="16"/>
               </w:rPr>
-              <w:t>water_pressure</w:t>
+              <w:t>agri_tourism_displacement_gbp_m</w:t>
             </w:r>
           </w:p>
         </w:tc>
         <w:tc>
           <w:tcPr>
-            <w:tcW w:type="dxa" w:w="864"/>
+            <w:tcW w:type="dxa" w:w="960"/>
           </w:tcPr>
           <w:p>
             <w:r>
@@ -192,13 +289,13 @@
                 <w:b/>
                 <w:sz w:val="16"/>
               </w:rPr>
-              <w:t>land_pressure</w:t>
+              <w:t>econ_negative_total_gbp_m</w:t>
             </w:r>
           </w:p>
         </w:tc>
         <w:tc>
           <w:tcPr>
-            <w:tcW w:type="dxa" w:w="864"/>
+            <w:tcW w:type="dxa" w:w="960"/>
           </w:tcPr>
           <w:p>
             <w:r>
@@ -206,13 +303,13 @@
                 <w:b/>
                 <w:sz w:val="16"/>
               </w:rPr>
-              <w:t>biodiversity_pressure</w:t>
+              <w:t>boom_bust_var_gbp_m_pa</w:t>
             </w:r>
           </w:p>
         </w:tc>
         <w:tc>
           <w:tcPr>
-            <w:tcW w:type="dxa" w:w="864"/>
+            <w:tcW w:type="dxa" w:w="960"/>
           </w:tcPr>
           <w:p>
             <w:r>
@@ -220,13 +317,13 @@
                 <w:b/>
                 <w:sz w:val="16"/>
               </w:rPr>
-              <w:t>waste_pressure</w:t>
+              <w:t>stranded_capital_at_risk_gbp_m</w:t>
             </w:r>
           </w:p>
         </w:tc>
         <w:tc>
           <w:tcPr>
-            <w:tcW w:type="dxa" w:w="864"/>
+            <w:tcW w:type="dxa" w:w="960"/>
           </w:tcPr>
           <w:p>
             <w:r>
@@ -234,21 +331,7 @@
                 <w:b/>
                 <w:sz w:val="16"/>
               </w:rPr>
-              <w:t>co2_per_gva</w:t>
-            </w:r>
-          </w:p>
-        </w:tc>
-        <w:tc>
-          <w:tcPr>
-            <w:tcW w:type="dxa" w:w="864"/>
-          </w:tcPr>
-          <w:p>
-            <w:r>
-              <w:rPr>
-                <w:b/>
-                <w:sz w:val="16"/>
-              </w:rPr>
-              <w:t>land_per_gva</w:t>
+              <w:t>net_local_gva_gbp_m</w:t>
             </w:r>
           </w:p>
         </w:tc>
@@ -256,7 +339,7 @@
       <w:tr>
         <w:tc>
           <w:tcPr>
-            <w:tcW w:type="dxa" w:w="864"/>
+            <w:tcW w:type="dxa" w:w="960"/>
           </w:tcPr>
           <w:p>
             <w:r>
@@ -269,118 +352,105 @@
         </w:tc>
         <w:tc>
           <w:tcPr>
-            <w:tcW w:type="dxa" w:w="864"/>
+            <w:tcW w:type="dxa" w:w="960"/>
           </w:tcPr>
           <w:p>
             <w:r>
               <w:rPr>
                 <w:sz w:val="16"/>
               </w:rPr>
-              <w:t>Baseline</w:t>
+              <w:t>Baseline (current trajectory)</w:t>
             </w:r>
           </w:p>
         </w:tc>
         <w:tc>
           <w:tcPr>
-            <w:tcW w:type="dxa" w:w="864"/>
+            <w:tcW w:type="dxa" w:w="960"/>
           </w:tcPr>
           <w:p>
             <w:r>
               <w:rPr>
                 <w:sz w:val="16"/>
               </w:rPr>
-              <w:t>1591.8</w:t>
+              <w:t>135.6</w:t>
             </w:r>
           </w:p>
         </w:tc>
         <w:tc>
           <w:tcPr>
-            <w:tcW w:type="dxa" w:w="864"/>
+            <w:tcW w:type="dxa" w:w="960"/>
           </w:tcPr>
           <w:p>
             <w:r>
               <w:rPr>
                 <w:sz w:val="16"/>
               </w:rPr>
-              <w:t>170.9</w:t>
+              <w:t>0.0</w:t>
             </w:r>
           </w:p>
         </w:tc>
         <w:tc>
           <w:tcPr>
-            <w:tcW w:type="dxa" w:w="864"/>
+            <w:tcW w:type="dxa" w:w="960"/>
           </w:tcPr>
           <w:p>
             <w:r>
               <w:rPr>
                 <w:sz w:val="16"/>
               </w:rPr>
-              <w:t>3033.0</w:t>
+              <w:t>0.0</w:t>
             </w:r>
           </w:p>
         </w:tc>
         <w:tc>
           <w:tcPr>
-            <w:tcW w:type="dxa" w:w="864"/>
+            <w:tcW w:type="dxa" w:w="960"/>
           </w:tcPr>
           <w:p>
             <w:r>
               <w:rPr>
                 <w:sz w:val="16"/>
               </w:rPr>
-              <w:t>3813.0</w:t>
+              <w:t>135.6</w:t>
             </w:r>
           </w:p>
         </w:tc>
         <w:tc>
           <w:tcPr>
-            <w:tcW w:type="dxa" w:w="864"/>
+            <w:tcW w:type="dxa" w:w="960"/>
           </w:tcPr>
           <w:p>
             <w:r>
               <w:rPr>
                 <w:sz w:val="16"/>
               </w:rPr>
-              <w:t>2979.0</w:t>
+              <w:t>2.19</w:t>
             </w:r>
           </w:p>
         </w:tc>
         <w:tc>
           <w:tcPr>
-            <w:tcW w:type="dxa" w:w="864"/>
+            <w:tcW w:type="dxa" w:w="960"/>
           </w:tcPr>
           <w:p>
             <w:r>
               <w:rPr>
                 <w:sz w:val="16"/>
               </w:rPr>
-              <w:t>18178.0</w:t>
+              <w:t>0.0</w:t>
             </w:r>
           </w:p>
         </w:tc>
         <w:tc>
           <w:tcPr>
-            <w:tcW w:type="dxa" w:w="864"/>
+            <w:tcW w:type="dxa" w:w="960"/>
           </w:tcPr>
           <w:p>
             <w:r>
               <w:rPr>
                 <w:sz w:val="16"/>
               </w:rPr>
-              <w:t>2.019</w:t>
-            </w:r>
-          </w:p>
-        </w:tc>
-        <w:tc>
-          <w:tcPr>
-            <w:tcW w:type="dxa" w:w="864"/>
-          </w:tcPr>
-          <w:p>
-            <w:r>
-              <w:rPr>
-                <w:sz w:val="16"/>
-              </w:rPr>
-              <w:t>4.837</w:t>
+              <w:t>652.7</w:t>
             </w:r>
           </w:p>
         </w:tc>
@@ -388,7 +458,7 @@
       <w:tr>
         <w:tc>
           <w:tcPr>
-            <w:tcW w:type="dxa" w:w="864"/>
+            <w:tcW w:type="dxa" w:w="960"/>
           </w:tcPr>
           <w:p>
             <w:r>
@@ -401,118 +471,105 @@
         </w:tc>
         <w:tc>
           <w:tcPr>
-            <w:tcW w:type="dxa" w:w="864"/>
+            <w:tcW w:type="dxa" w:w="960"/>
           </w:tcPr>
           <w:p>
             <w:r>
               <w:rPr>
                 <w:sz w:val="16"/>
               </w:rPr>
-              <w:t>Circular innovation</w:t>
+              <w:t>Circular innovation (no new mine)</w:t>
             </w:r>
           </w:p>
         </w:tc>
         <w:tc>
           <w:tcPr>
-            <w:tcW w:type="dxa" w:w="864"/>
+            <w:tcW w:type="dxa" w:w="960"/>
           </w:tcPr>
           <w:p>
             <w:r>
               <w:rPr>
                 <w:sz w:val="16"/>
               </w:rPr>
-              <w:t>1974.0</w:t>
+              <w:t>162.4</w:t>
             </w:r>
           </w:p>
         </w:tc>
         <w:tc>
           <w:tcPr>
-            <w:tcW w:type="dxa" w:w="864"/>
+            <w:tcW w:type="dxa" w:w="960"/>
           </w:tcPr>
           <w:p>
             <w:r>
               <w:rPr>
                 <w:sz w:val="16"/>
               </w:rPr>
-              <w:t>206.6</w:t>
+              <w:t>0.0</w:t>
             </w:r>
           </w:p>
         </w:tc>
         <w:tc>
           <w:tcPr>
-            <w:tcW w:type="dxa" w:w="864"/>
+            <w:tcW w:type="dxa" w:w="960"/>
           </w:tcPr>
           <w:p>
             <w:r>
               <w:rPr>
                 <w:sz w:val="16"/>
               </w:rPr>
-              <w:t>3455.0</w:t>
+              <w:t>0.0</w:t>
             </w:r>
           </w:p>
         </w:tc>
         <w:tc>
           <w:tcPr>
-            <w:tcW w:type="dxa" w:w="864"/>
+            <w:tcW w:type="dxa" w:w="960"/>
           </w:tcPr>
           <w:p>
             <w:r>
               <w:rPr>
                 <w:sz w:val="16"/>
               </w:rPr>
-              <w:t>4024.0</w:t>
+              <w:t>162.4</w:t>
             </w:r>
           </w:p>
         </w:tc>
         <w:tc>
           <w:tcPr>
-            <w:tcW w:type="dxa" w:w="864"/>
+            <w:tcW w:type="dxa" w:w="960"/>
           </w:tcPr>
           <w:p>
             <w:r>
               <w:rPr>
                 <w:sz w:val="16"/>
               </w:rPr>
-              <w:t>3120.0</w:t>
+              <w:t>2.19</w:t>
             </w:r>
           </w:p>
         </w:tc>
         <w:tc>
           <w:tcPr>
-            <w:tcW w:type="dxa" w:w="864"/>
+            <w:tcW w:type="dxa" w:w="960"/>
           </w:tcPr>
           <w:p>
             <w:r>
               <w:rPr>
                 <w:sz w:val="16"/>
               </w:rPr>
-              <w:t>18882.0</w:t>
+              <w:t>0.0</w:t>
             </w:r>
           </w:p>
         </w:tc>
         <w:tc>
           <w:tcPr>
-            <w:tcW w:type="dxa" w:w="864"/>
+            <w:tcW w:type="dxa" w:w="960"/>
           </w:tcPr>
           <w:p>
             <w:r>
               <w:rPr>
                 <w:sz w:val="16"/>
               </w:rPr>
-              <w:t>1.937</w:t>
-            </w:r>
-          </w:p>
-        </w:tc>
-        <w:tc>
-          <w:tcPr>
-            <w:tcW w:type="dxa" w:w="864"/>
-          </w:tcPr>
-          <w:p>
-            <w:r>
-              <w:rPr>
-                <w:sz w:val="16"/>
-              </w:rPr>
-              <w:t>3.949</w:t>
+              <w:t>780.3</w:t>
             </w:r>
           </w:p>
         </w:tc>
@@ -520,131 +577,118 @@
       <w:tr>
         <w:tc>
           <w:tcPr>
-            <w:tcW w:type="dxa" w:w="864"/>
+            <w:tcW w:type="dxa" w:w="960"/>
           </w:tcPr>
           <w:p>
             <w:r>
               <w:rPr>
                 <w:sz w:val="16"/>
               </w:rPr>
-              <w:t>3_primary_extraction</w:t>
+              <w:t>3_primary_unmanaged</w:t>
             </w:r>
           </w:p>
         </w:tc>
         <w:tc>
           <w:tcPr>
-            <w:tcW w:type="dxa" w:w="864"/>
+            <w:tcW w:type="dxa" w:w="960"/>
           </w:tcPr>
           <w:p>
             <w:r>
               <w:rPr>
                 <w:sz w:val="16"/>
               </w:rPr>
-              <w:t>Primary extraction</w:t>
+              <w:t>Primary extraction (lightly managed, no local content)</w:t>
             </w:r>
           </w:p>
         </w:tc>
         <w:tc>
           <w:tcPr>
-            <w:tcW w:type="dxa" w:w="864"/>
+            <w:tcW w:type="dxa" w:w="960"/>
           </w:tcPr>
           <w:p>
             <w:r>
               <w:rPr>
                 <w:sz w:val="16"/>
               </w:rPr>
-              <w:t>2233.6</w:t>
+              <w:t>171.2</w:t>
             </w:r>
           </w:p>
         </w:tc>
         <w:tc>
           <w:tcPr>
-            <w:tcW w:type="dxa" w:w="864"/>
+            <w:tcW w:type="dxa" w:w="960"/>
           </w:tcPr>
           <w:p>
             <w:r>
               <w:rPr>
                 <w:sz w:val="16"/>
               </w:rPr>
-              <w:t>253.8</w:t>
+              <w:t>72.3</w:t>
             </w:r>
           </w:p>
         </w:tc>
         <w:tc>
           <w:tcPr>
-            <w:tcW w:type="dxa" w:w="864"/>
+            <w:tcW w:type="dxa" w:w="960"/>
           </w:tcPr>
           <w:p>
             <w:r>
               <w:rPr>
                 <w:sz w:val="16"/>
               </w:rPr>
-              <w:t>4321.0</w:t>
+              <w:t>115.9</w:t>
             </w:r>
           </w:p>
         </w:tc>
         <w:tc>
           <w:tcPr>
-            <w:tcW w:type="dxa" w:w="864"/>
+            <w:tcW w:type="dxa" w:w="960"/>
           </w:tcPr>
           <w:p>
             <w:r>
               <w:rPr>
                 <w:sz w:val="16"/>
               </w:rPr>
-              <w:t>5959.0</w:t>
+              <w:t>359.4</w:t>
             </w:r>
           </w:p>
         </w:tc>
         <w:tc>
           <w:tcPr>
-            <w:tcW w:type="dxa" w:w="864"/>
+            <w:tcW w:type="dxa" w:w="960"/>
           </w:tcPr>
           <w:p>
             <w:r>
               <w:rPr>
                 <w:sz w:val="16"/>
               </w:rPr>
-              <w:t>4696.0</w:t>
+              <w:t>6.26</w:t>
             </w:r>
           </w:p>
         </w:tc>
         <w:tc>
           <w:tcPr>
-            <w:tcW w:type="dxa" w:w="864"/>
+            <w:tcW w:type="dxa" w:w="960"/>
           </w:tcPr>
           <w:p>
             <w:r>
               <w:rPr>
                 <w:sz w:val="16"/>
               </w:rPr>
-              <w:t>28908.0</w:t>
+              <w:t>125.0</w:t>
             </w:r>
           </w:p>
         </w:tc>
         <w:tc>
           <w:tcPr>
-            <w:tcW w:type="dxa" w:w="864"/>
+            <w:tcW w:type="dxa" w:w="960"/>
           </w:tcPr>
           <w:p>
             <w:r>
               <w:rPr>
                 <w:sz w:val="16"/>
               </w:rPr>
-              <w:t>2.237</w:t>
-            </w:r>
-          </w:p>
-        </w:tc>
-        <w:tc>
-          <w:tcPr>
-            <w:tcW w:type="dxa" w:w="864"/>
-          </w:tcPr>
-          <w:p>
-            <w:r>
-              <w:rPr>
-                <w:sz w:val="16"/>
-              </w:rPr>
-              <w:t>5.967</w:t>
+              <w:t>639.3</w:t>
             </w:r>
           </w:p>
         </w:tc>
@@ -652,7 +696,7 @@
       <w:tr>
         <w:tc>
           <w:tcPr>
-            <w:tcW w:type="dxa" w:w="864"/>
+            <w:tcW w:type="dxa" w:w="960"/>
           </w:tcPr>
           <w:p>
             <w:r>
@@ -665,118 +709,105 @@
         </w:tc>
         <w:tc>
           <w:tcPr>
-            <w:tcW w:type="dxa" w:w="864"/>
+            <w:tcW w:type="dxa" w:w="960"/>
           </w:tcPr>
           <w:p>
             <w:r>
               <w:rPr>
                 <w:sz w:val="16"/>
               </w:rPr>
-              <w:t>Integrated</w:t>
+              <w:t>Integrated circular + primary</w:t>
             </w:r>
           </w:p>
         </w:tc>
         <w:tc>
           <w:tcPr>
-            <w:tcW w:type="dxa" w:w="864"/>
+            <w:tcW w:type="dxa" w:w="960"/>
           </w:tcPr>
           <w:p>
             <w:r>
               <w:rPr>
                 <w:sz w:val="16"/>
               </w:rPr>
-              <w:t>2487.2</w:t>
+              <w:t>118.8</w:t>
             </w:r>
           </w:p>
         </w:tc>
         <w:tc>
           <w:tcPr>
-            <w:tcW w:type="dxa" w:w="864"/>
+            <w:tcW w:type="dxa" w:w="960"/>
           </w:tcPr>
           <w:p>
             <w:r>
               <w:rPr>
                 <w:sz w:val="16"/>
               </w:rPr>
-              <w:t>277.4</w:t>
+              <w:t>36.6</w:t>
             </w:r>
           </w:p>
         </w:tc>
         <w:tc>
           <w:tcPr>
-            <w:tcW w:type="dxa" w:w="864"/>
+            <w:tcW w:type="dxa" w:w="960"/>
           </w:tcPr>
           <w:p>
             <w:r>
               <w:rPr>
                 <w:sz w:val="16"/>
               </w:rPr>
-              <w:t>5346.0</w:t>
+              <w:t>69.6</w:t>
             </w:r>
           </w:p>
         </w:tc>
         <w:tc>
           <w:tcPr>
-            <w:tcW w:type="dxa" w:w="864"/>
+            <w:tcW w:type="dxa" w:w="960"/>
           </w:tcPr>
           <w:p>
             <w:r>
               <w:rPr>
                 <w:sz w:val="16"/>
               </w:rPr>
-              <w:t>7338.0</w:t>
+              <w:t>225.0</w:t>
             </w:r>
           </w:p>
         </w:tc>
         <w:tc>
           <w:tcPr>
-            <w:tcW w:type="dxa" w:w="864"/>
+            <w:tcW w:type="dxa" w:w="960"/>
           </w:tcPr>
           <w:p>
             <w:r>
               <w:rPr>
                 <w:sz w:val="16"/>
               </w:rPr>
-              <w:t>5781.0</w:t>
+              <w:t>6.25</w:t>
             </w:r>
           </w:p>
         </w:tc>
         <w:tc>
           <w:tcPr>
-            <w:tcW w:type="dxa" w:w="864"/>
+            <w:tcW w:type="dxa" w:w="960"/>
           </w:tcPr>
           <w:p>
             <w:r>
               <w:rPr>
                 <w:sz w:val="16"/>
               </w:rPr>
-              <w:t>35568.0</w:t>
+              <w:t>72.5</w:t>
             </w:r>
           </w:p>
         </w:tc>
         <w:tc>
           <w:tcPr>
-            <w:tcW w:type="dxa" w:w="864"/>
+            <w:tcW w:type="dxa" w:w="960"/>
           </w:tcPr>
           <w:p>
             <w:r>
               <w:rPr>
                 <w:sz w:val="16"/>
               </w:rPr>
-              <w:t>2.158</w:t>
-            </w:r>
-          </w:p>
-        </w:tc>
-        <w:tc>
-          <w:tcPr>
-            <w:tcW w:type="dxa" w:w="864"/>
-          </w:tcPr>
-          <w:p>
-            <w:r>
-              <w:rPr>
-                <w:sz w:val="16"/>
-              </w:rPr>
-              <w:t>6.368</w:t>
+              <w:t>927.5</w:t>
             </w:r>
           </w:p>
         </w:tc>
@@ -784,136 +815,164 @@
       <w:tr>
         <w:tc>
           <w:tcPr>
-            <w:tcW w:type="dxa" w:w="864"/>
+            <w:tcW w:type="dxa" w:w="960"/>
           </w:tcPr>
           <w:p>
             <w:r>
               <w:rPr>
                 <w:sz w:val="16"/>
               </w:rPr>
-              <w:t>6_high_esg_low_impact</w:t>
+              <w:t>5_responsible_managed</w:t>
             </w:r>
           </w:p>
         </w:tc>
         <w:tc>
           <w:tcPr>
-            <w:tcW w:type="dxa" w:w="864"/>
+            <w:tcW w:type="dxa" w:w="960"/>
           </w:tcPr>
           <w:p>
             <w:r>
               <w:rPr>
                 <w:sz w:val="16"/>
               </w:rPr>
-              <w:t>High-ESG / low-impact</w:t>
+              <w:t>Responsible, managed primary (bonded + local content + hedge)</w:t>
             </w:r>
           </w:p>
         </w:tc>
         <w:tc>
           <w:tcPr>
-            <w:tcW w:type="dxa" w:w="864"/>
+            <w:tcW w:type="dxa" w:w="960"/>
           </w:tcPr>
           <w:p>
             <w:r>
               <w:rPr>
                 <w:sz w:val="16"/>
               </w:rPr>
-              <w:t>2432.9</w:t>
+              <w:t>52.4</w:t>
             </w:r>
           </w:p>
         </w:tc>
         <w:tc>
           <w:tcPr>
-            <w:tcW w:type="dxa" w:w="864"/>
+            <w:tcW w:type="dxa" w:w="960"/>
           </w:tcPr>
           <w:p>
             <w:r>
               <w:rPr>
                 <w:sz w:val="16"/>
               </w:rPr>
-              <w:t>270.4</w:t>
+              <w:t>21.0</w:t>
             </w:r>
           </w:p>
         </w:tc>
         <w:tc>
           <w:tcPr>
-            <w:tcW w:type="dxa" w:w="864"/>
+            <w:tcW w:type="dxa" w:w="960"/>
           </w:tcPr>
           <w:p>
             <w:r>
               <w:rPr>
                 <w:sz w:val="16"/>
               </w:rPr>
-              <w:t>3836.0</w:t>
+              <w:t>54.4</w:t>
             </w:r>
           </w:p>
         </w:tc>
         <w:tc>
           <w:tcPr>
-            <w:tcW w:type="dxa" w:w="864"/>
+            <w:tcW w:type="dxa" w:w="960"/>
           </w:tcPr>
           <w:p>
             <w:r>
               <w:rPr>
                 <w:sz w:val="16"/>
               </w:rPr>
-              <w:t>4822.0</w:t>
+              <w:t>127.8</w:t>
             </w:r>
           </w:p>
         </w:tc>
         <w:tc>
           <w:tcPr>
-            <w:tcW w:type="dxa" w:w="864"/>
+            <w:tcW w:type="dxa" w:w="960"/>
           </w:tcPr>
           <w:p>
             <w:r>
               <w:rPr>
                 <w:sz w:val="16"/>
               </w:rPr>
-              <w:t>3768.0</w:t>
+              <w:t>6.25</w:t>
             </w:r>
           </w:p>
         </w:tc>
         <w:tc>
           <w:tcPr>
-            <w:tcW w:type="dxa" w:w="864"/>
+            <w:tcW w:type="dxa" w:w="960"/>
           </w:tcPr>
           <w:p>
             <w:r>
               <w:rPr>
                 <w:sz w:val="16"/>
               </w:rPr>
-              <w:t>22988.0</w:t>
+              <w:t>69.5</w:t>
             </w:r>
           </w:p>
         </w:tc>
         <w:tc>
           <w:tcPr>
-            <w:tcW w:type="dxa" w:w="864"/>
+            <w:tcW w:type="dxa" w:w="960"/>
           </w:tcPr>
           <w:p>
             <w:r>
               <w:rPr>
                 <w:sz w:val="16"/>
               </w:rPr>
-              <w:t>2.145</w:t>
-            </w:r>
-          </w:p>
-        </w:tc>
-        <w:tc>
-          <w:tcPr>
-            <w:tcW w:type="dxa" w:w="864"/>
-          </w:tcPr>
-          <w:p>
-            <w:r>
-              <w:rPr>
-                <w:sz w:val="16"/>
-              </w:rPr>
-              <w:t>4.251</w:t>
+              <w:t>1016.4</w:t>
             </w:r>
           </w:p>
         </w:tc>
       </w:tr>
     </w:tbl>
+    <w:p>
+      <w:r>
+        <w:t>*</w:t>
+      </w:r>
+      <w:r>
+        <w:rPr>
+          <w:rFonts w:ascii="Consolas" w:hAnsi="Consolas"/>
+        </w:rPr>
+        <w:t>econ_negative_total</w:t>
+      </w:r>
+      <w:r>
+        <w:t xml:space="preserve"> = leakage + closure liability + agri/tourism displacement (the deterministic GVA-equivalent losses). </w:t>
+      </w:r>
+      <w:r>
+        <w:rPr>
+          <w:rFonts w:ascii="Consolas" w:hAnsi="Consolas"/>
+        </w:rPr>
+        <w:t>boom_bust_var</w:t>
+      </w:r>
+      <w:r>
+        <w:t xml:space="preserve"> (annual revenue-at-risk) and </w:t>
+      </w:r>
+      <w:r>
+        <w:rPr>
+          <w:rFonts w:ascii="Consolas" w:hAnsi="Consolas"/>
+        </w:rPr>
+        <w:t>stranded_capital_at_risk</w:t>
+      </w:r>
+      <w:r>
+        <w:t xml:space="preserve"> are risk exposures, reported separately. </w:t>
+      </w:r>
+      <w:r>
+        <w:rPr>
+          <w:rFonts w:ascii="Consolas" w:hAnsi="Consolas"/>
+        </w:rPr>
+        <w:t>net_local_gva</w:t>
+      </w:r>
+      <w:r>
+        <w:t xml:space="preserve"> = discounted GVA minus the deterministic negatives.*</w:t>
+      </w:r>
+    </w:p>
     <w:p>
       <w:pPr>
         <w:pStyle w:val="Heading2"/>
@@ -930,10 +989,28 @@
         <w:rPr>
           <w:b/>
         </w:rPr>
-        <w:t>Primary mining carries the heavy local burden.</w:t>
+        <w:t>Primary extraction carries the heavy economic-negative load.</w:t>
       </w:r>
       <w:r>
-        <w:t xml:space="preserve"> It is land-, water-, biodiversity- and tailings-intensive: the primary-extraction scenario's land pressure (5959) and waste/tailings pressure (28908) far exceed the circular scenario's (4024 / 18882). These are the impacts Minviro Appendix A treats as site-specific — land take, habitat loss, water draw-down, tailings, dust, noise and closure liabilities.</w:t>
+        <w:t xml:space="preserve"> Lightly managed, it runs </w:t>
+      </w:r>
+      <w:r>
+        <w:rPr>
+          <w:b/>
+        </w:rPr>
+        <w:t>£359m</w:t>
+      </w:r>
+      <w:r>
+        <w:t xml:space="preserve"> of deterministic economic negatives (leakage £171m + closure liability £72m + displacement £116m), i.e. 36% of its discounted GVA, </w:t>
+      </w:r>
+      <w:r>
+        <w:rPr>
+          <w:b/>
+        </w:rPr>
+        <w:t>plus</w:t>
+      </w:r>
+      <w:r>
+        <w:t xml:space="preserve"> £125m of contested capital at risk and ~£6.3m/yr of price-volatility exposure — and a closure cliff of ~£20.9m GVA / 722 jobs that vanish when the mine closes.</w:t>
       </w:r>
     </w:p>
     <w:p>
@@ -944,10 +1021,19 @@
         <w:rPr>
           <w:b/>
         </w:rPr>
-        <w:t>Recycling is far lower-impact per unit benefit.</w:t>
+        <w:t>Circular activity avoids almost all of it.</w:t>
       </w:r>
       <w:r>
-        <w:t xml:space="preserve"> Secondary supply avoids the land/water/biodiversity/tailings burden almost entirely and its carbon footprint is ~30% of primary — so the circular scenario has much lower land-per-£GVA (3.95) than primary extraction (5.97). Circularity is the impact-minimising route to the same supply security.</w:t>
+        <w:t xml:space="preserve"> With no new mine the circular scenario has </w:t>
+      </w:r>
+      <w:r>
+        <w:rPr>
+          <w:b/>
+        </w:rPr>
+        <w:t>no</w:t>
+      </w:r>
+      <w:r>
+        <w:t xml:space="preserve"> closure liability, displacement, boom-bust or stranded-capital risk — its only economic negative is residual leakage (£162m), so its economic-negative intensity (17%) is far below primary (36%). Recycling is the low-economic-risk route to the same supply security.</w:t>
       </w:r>
     </w:p>
     <w:p>
@@ -958,10 +1044,19 @@
         <w:rPr>
           <w:b/>
         </w:rPr>
-        <w:t>High-ESG design materially mitigates the local burden.</w:t>
+        <w:t>Responsible, managed development materially mitigates the negatives.</w:t>
       </w:r>
       <w:r>
-        <w:t xml:space="preserve"> Applying high-ESG conditions (water recycling, progressive rehabilitation, biodiversity net gain, dust/noise controls, closure planning) cuts primary pressures by up to ~35%: the high-ESG scenario's land pressure (4822) sits well below unmitigated primary extraction (5959) for comparable development.</w:t>
+        <w:t xml:space="preserve"> Bonded closure + progressive rehabilitation + local-content/skills + a circular hedge cut the managed scenario's economic negatives to </w:t>
+      </w:r>
+      <w:r>
+        <w:rPr>
+          <w:b/>
+        </w:rPr>
+        <w:t>£128m</w:t>
+      </w:r>
+      <w:r>
+        <w:t xml:space="preserve"> (vs £359m unmanaged) and its stranded-capital risk to £70m — chiefly by lifting local retention to 92% (leakage £171m → £52m) and bonding closure (liability £72m → £21m).</w:t>
       </w:r>
     </w:p>
     <w:p>
@@ -972,28 +1067,10 @@
         <w:rPr>
           <w:b/>
         </w:rPr>
-        <w:t>Carbon and air impacts are modest in national terms.</w:t>
+        <w:t>So the net local benefit depends on *how* minerals are developed.</w:t>
       </w:r>
       <w:r>
-        <w:t xml:space="preserve"> Minviro's CLCA found the most active mining scenario adds only </w:t>
-      </w:r>
-      <w:r>
-        <w:rPr>
-          <w:b/>
-        </w:rPr>
-        <w:t>~0.36% of NI annual CO2</w:t>
-      </w:r>
-      <w:r>
-        <w:t xml:space="preserve"> and </w:t>
-      </w:r>
-      <w:r>
-        <w:rPr>
-          <w:b/>
-        </w:rPr>
-        <w:t>~0.24% of PM</w:t>
-      </w:r>
-      <w:r>
-        <w:t xml:space="preserve"> per year when mines are active. In the model, cumulative discounted CO2 grows from 1592 kt (baseline) as recycling/processing expands, but CO2-per-£GVA stays low and recycling displaces higher-carbon primary + import routes — so the binding negative impacts are the *local* land/water/biodiversity burden, not national carbon. Mining carbon can be cut further with hydrogen haul trucks and electrified crushers/mills on renewable power (Minviro). Read with Q2.6: the impacts buy real GVA, jobs and avoided imports.</w:t>
+        <w:t xml:space="preserve"> Net local GVA after the economic negatives is £639m (unmanaged primary) vs £1,016m (responsible managed) vs £928m (integrated) — the same headline activity yields very different *retained* value once leakage, closure and displacement are counted. This is the economic mirror of the Q2.5/Q2.6 retained-benefit point.</w:t>
       </w:r>
     </w:p>
     <w:p>
@@ -1004,10 +1081,19 @@
         <w:rPr>
           <w:b/>
         </w:rPr>
-        <w:t>Impacts are site-specific and concentrated.</w:t>
+        <w:t>Read with Q2.6.</w:t>
       </w:r>
       <w:r>
-        <w:t xml:space="preserve"> Any primary mine's land/biodiversity/water burden falls on its host council area (e.g. Curraghinalt in Fermanagh &amp; Omagh) and named receptors — so impact assessment, community benefit and closure bonds must be project- and place-specific, not modelled generically.</w:t>
+        <w:t xml:space="preserve"> Q2.6 reports the gross economic *benefits*; this question nets off the economic *costs/risks*. The honest figure for a contested primary mine is the </w:t>
+      </w:r>
+      <w:r>
+        <w:rPr>
+          <w:b/>
+        </w:rPr>
+        <w:t>net</w:t>
+      </w:r>
+      <w:r>
+        <w:t xml:space="preserve"> — and it is most negative when the project is lightly managed, import-dependent and unhedged.</w:t>
       </w:r>
     </w:p>
     <w:p>
@@ -1015,7 +1101,7 @@
         <w:pStyle w:val="Heading2"/>
       </w:pPr>
       <w:r>
-        <w:t>Minimisation hierarchy (Minviro Appendix A)</w:t>
+        <w:t>How to minimise the economic negatives</w:t>
       </w:r>
     </w:p>
     <w:p>
@@ -1026,10 +1112,10 @@
         <w:rPr>
           <w:b/>
         </w:rPr>
-        <w:t>Avoid</w:t>
+        <w:t>Cut leakage:</w:t>
       </w:r>
       <w:r>
-        <w:t xml:space="preserve"> — prioritise recycling/secondary supply and design-for-disassembly (lowest land/water/biodiversity footprint).</w:t>
+        <w:t xml:space="preserve"> local-supplier development + a skills pipeline (Q2.5) keep GVA/jobs in NI (retention ~70% → ~92% in the managed scenario).</w:t>
       </w:r>
     </w:p>
     <w:p>
@@ -1040,10 +1126,19 @@
         <w:rPr>
           <w:b/>
         </w:rPr>
-        <w:t>Mitigate</w:t>
+        <w:t>De-risk closure:</w:t>
       </w:r>
       <w:r>
-        <w:t xml:space="preserve"> — where primary extraction proceeds, require high-ESG design: water stewardship, progressive rehabilitation, biodiversity net gain, dust/noise/traffic controls.</w:t>
+        <w:t xml:space="preserve"> mandate </w:t>
+      </w:r>
+      <w:r>
+        <w:rPr>
+          <w:b/>
+        </w:rPr>
+        <w:t>bonded</w:t>
+      </w:r>
+      <w:r>
+        <w:t xml:space="preserve"> mine-closure and progressive rehabilitation so remediation is not a public liability and land returns to productive (agri/tourism) use sooner.</w:t>
       </w:r>
     </w:p>
     <w:p>
@@ -1054,10 +1149,38 @@
         <w:rPr>
           <w:b/>
         </w:rPr>
-        <w:t>Manage closure</w:t>
+        <w:t>Protect agriculture &amp; tourism:</w:t>
       </w:r>
       <w:r>
-        <w:t xml:space="preserve"> — bonded mine-closure and post-closure monitoring (a distinct Appendix-A impact group); and manage socio-economic risks (boom-bust, wage inflation, public-service costs, agriculture/tourism displacement) locally.</w:t>
+        <w:t xml:space="preserve"> site selection, buffer zones and rehabilitation to limit displaced rural output; weigh it explicitly against mining GVA.</w:t>
+      </w:r>
+    </w:p>
+    <w:p>
+      <w:pPr>
+        <w:pStyle w:val="ListBullet"/>
+      </w:pPr>
+      <w:r>
+        <w:rPr>
+          <w:b/>
+        </w:rPr>
+        <w:t>Damp boom-bust:</w:t>
+      </w:r>
+      <w:r>
+        <w:t xml:space="preserve"> offtake + price-floor contracts (cf. Q2.3) and economic diversification reduce revenue-at-risk and the closure-cliff shock.</w:t>
+      </w:r>
+    </w:p>
+    <w:p>
+      <w:pPr>
+        <w:pStyle w:val="ListBullet"/>
+      </w:pPr>
+      <w:r>
+        <w:rPr>
+          <w:b/>
+        </w:rPr>
+        <w:t>Avoid stranded capital:</w:t>
+      </w:r>
+      <w:r>
+        <w:t xml:space="preserve"> pair any contested primary project with circular (recovery) capacity as a hedge, and stage capital against permitting milestones.</w:t>
       </w:r>
     </w:p>
     <w:p>
@@ -1073,7 +1196,7 @@
         <w:pStyle w:val="ListBullet"/>
       </w:pPr>
       <w:r>
-        <w:t>Minviro Appendix A: impact groups (land transformation, water availability/quality, air quality &amp; noise, GHG, biodiversity, mine closure, tailings/waste rock); site-specific receptors; avoid &gt; mitigate &gt; closure hierarchy</w:t>
+        <w:t>Minviro Final Report sec 2.2.5 (retained employment) + Galmoy/Lisheen leakage comparison — benefits can be 'economically detached from the regions'</w:t>
       </w:r>
     </w:p>
     <w:p>
@@ -1081,7 +1204,7 @@
         <w:pStyle w:val="ListBullet"/>
       </w:pPr>
       <w:r>
-        <w:t>Minviro Final Report CLCA: most active mining scenario adds ~0.36% of NI annual CO2 / ~0.24% of PM when active; decarbonisation via hydrogen haul trucks + electrified processing on renewables</w:t>
+        <w:t>Minviro Final Report sec 1.4.6.8 'Mine Closure' (Fig 1.33 closure-cost estimates) — closure/remediation cost and the bonded-vs-public-liability distinction</w:t>
       </w:r>
     </w:p>
     <w:p>
@@ -1089,7 +1212,7 @@
         <w:pStyle w:val="ListBullet"/>
       </w:pPr>
       <w:r>
-        <w:t>UK Industrial Strategy 2025: circular practices (re-use/recycling) 'reduce the environmental impact of resource extraction'</w:t>
+        <w:t>Minviro Final Report sec 3.4.2.4 (Agriculture) / 3.4.2.5 (Tourism) — host-area displacement of farming and tourism output</w:t>
       </w:r>
     </w:p>
     <w:p>
@@ -1097,7 +1220,7 @@
         <w:pStyle w:val="ListBullet"/>
       </w:pPr>
       <w:r>
-        <w:t>Minviro CLCA + ree_pilot: recycling carbon footprint ~30% of primary</w:t>
+        <w:t>Minviro Final Report / Appendix A — commodity price volatility and volatile inflows (boom-bust revenue-at-risk)</w:t>
       </w:r>
     </w:p>
     <w:p>
@@ -1105,7 +1228,20 @@
         <w:pStyle w:val="ListBullet"/>
       </w:pPr>
       <w:r>
-        <w:t>CO2/PM are the model's I-O satellites (NAEI/DAERA-class, PROXY); water/land/biodiversity/waste are dimensionless relative pressure indices (PROXY) — replace with site EIA + ecoinvent/EXIOBASE characterisation factors</w:t>
+        <w:t>Dalradian Curraghinalt (company_register.csv; Guardian 2026) — ~£250m proposed capital, ~21-yr planning inquiry: sunk/stranded-capital risk on a contested long-lead project</w:t>
+      </w:r>
+    </w:p>
+    <w:p>
+      <w:pPr>
+        <w:pStyle w:val="ListBullet"/>
+      </w:pPr>
+      <w:r>
+        <w:t>Parameters (life-of-mine 18 yr, closure cost £35m/mine, agri+tourism displacement £3m/mine-yr, price volatility 0.30, base retention 0.70) are PROXY/desk values in data_register.csv — replace with NISRA agri/tourism GVA-by-district, site closure-cost estimates and a firm-level local-content survey to calibrate</w:t>
+      </w:r>
+    </w:p>
+    <w:p>
+      <w:r>
+        <w:t>*Economic-negative magnitudes are illustrative under stated proxy assumptions, not forecasts; the robust message is the ranking (primary &gt; integrated &gt; managed; circular lowest) and that local content, bonded closure and a circular hedge are the levers that minimise the economic downside.*</w:t>
       </w:r>
     </w:p>
     <w:sectPr>
